--- a/3 - Cuestionarios (Google Forms)/05 - Diagnóstico APX.docx
+++ b/3 - Cuestionarios (Google Forms)/05 - Diagnóstico APX.docx
@@ -765,7 +765,7 @@
         <w:pStyle w:val="ListParagraph"/>
       </w:pPr>
       <w:r>
-        <w:t xml:space="preserve">b) </w:t>
+        <w:t>b) Otro: ____________ (respuesta libre)</w:t>
       </w:r>
     </w:p>
     <w:p>
@@ -834,7 +834,7 @@
         <w:pStyle w:val="ListParagraph"/>
       </w:pPr>
       <w:r>
-        <w:t xml:space="preserve">b) </w:t>
+        <w:t>b) Otro: ____________ (respuesta libre)</w:t>
       </w:r>
     </w:p>
     <w:p>
@@ -1248,7 +1248,7 @@
         <w:pStyle w:val="ListParagraph"/>
       </w:pPr>
       <w:r>
-        <w:t xml:space="preserve">e) </w:t>
+        <w:t>e) Otro: ____________ (respuesta libre)</w:t>
       </w:r>
     </w:p>
     <w:p>
@@ -2126,7 +2126,7 @@
         <w:pStyle w:val="ListParagraph"/>
       </w:pPr>
       <w:r>
-        <w:t xml:space="preserve">c) </w:t>
+        <w:t>c) Otro: ____________ (respuesta libre)</w:t>
       </w:r>
     </w:p>
     <w:p>
@@ -2479,7 +2479,7 @@
         <w:pStyle w:val="ListParagraph"/>
       </w:pPr>
       <w:r>
-        <w:t xml:space="preserve">e) </w:t>
+        <w:t>e) Otro: ____________ (respuesta libre)</w:t>
       </w:r>
     </w:p>
     <w:p/>
@@ -2548,7 +2548,7 @@
         <w:pStyle w:val="ListParagraph"/>
       </w:pPr>
       <w:r>
-        <w:t xml:space="preserve">f) </w:t>
+        <w:t>f) Otro: ____________ (respuesta libre)</w:t>
       </w:r>
     </w:p>
     <w:p/>
@@ -2999,7 +2999,7 @@
         <w:pStyle w:val="ListParagraph"/>
       </w:pPr>
       <w:r>
-        <w:t xml:space="preserve">e) </w:t>
+        <w:t>e) Otro: ____________ (respuesta libre)</w:t>
       </w:r>
     </w:p>
     <w:p>
@@ -3726,7 +3726,7 @@
         <w:pStyle w:val="ListParagraph"/>
       </w:pPr>
       <w:r>
-        <w:t xml:space="preserve">e) </w:t>
+        <w:t>e) Otro: ____________ (respuesta libre)</w:t>
       </w:r>
     </w:p>
     <w:p>
@@ -3763,7 +3763,7 @@
         <w:pStyle w:val="ListParagraph"/>
       </w:pPr>
       <w:r>
-        <w:t xml:space="preserve">a) </w:t>
+        <w:t>a) Otro: ____________ (respuesta libre)</w:t>
       </w:r>
     </w:p>
     <w:p>
@@ -3973,7 +3973,7 @@
         <w:pStyle w:val="ListParagraph"/>
       </w:pPr>
       <w:r>
-        <w:t xml:space="preserve">k) </w:t>
+        <w:t>k) Otro: ____________ (respuesta libre)</w:t>
       </w:r>
     </w:p>
     <w:p>
@@ -4135,7 +4135,7 @@
         <w:pStyle w:val="ListParagraph"/>
       </w:pPr>
       <w:r>
-        <w:t xml:space="preserve">h) </w:t>
+        <w:t>h) Otro: ____________ (respuesta libre)</w:t>
       </w:r>
     </w:p>
     <w:p>
@@ -4594,7 +4594,7 @@
         <w:pStyle w:val="ListParagraph"/>
       </w:pPr>
       <w:r>
-        <w:t xml:space="preserve">e) </w:t>
+        <w:t>e) Otro: ____________ (respuesta libre)</w:t>
       </w:r>
     </w:p>
     <w:p>
@@ -5159,7 +5159,7 @@
         <w:pStyle w:val="ListParagraph"/>
       </w:pPr>
       <w:r>
-        <w:t xml:space="preserve">c) </w:t>
+        <w:t>c) Otro: ____________ (respuesta libre)</w:t>
       </w:r>
     </w:p>
     <w:p>
@@ -5252,7 +5252,7 @@
         <w:pStyle w:val="ListParagraph"/>
       </w:pPr>
       <w:r>
-        <w:t xml:space="preserve">f) </w:t>
+        <w:t>f) Otro: ____________ (respuesta libre)</w:t>
       </w:r>
     </w:p>
     <w:p>
